--- a/epreuves/2026-2027/Sequence_1/USA_Geography_Seq1_2026-2027.docx
+++ b/epreuves/2026-2027/Sequence_1/USA_Geography_Seq1_2026-2027.docx
@@ -1646,7 +1646,7 @@
           <w:sz w:val="24"/>
           <w:szCs w:val="24"/>
         </w:rPr>
-        <w:t xml:space="preserve">SECTION G: ECONOMIC GEOGRAPHY</w:t>
+        <w:t xml:space="preserve">SECTION G: ECONOMIC GEOGRAPHY AND ENVIRONMENT</w:t>
       </w:r>
     </w:p>
     <w:p>
@@ -1680,17 +1680,17 @@
           <w:sz w:val="24"/>
           <w:szCs w:val="24"/>
         </w:rPr>
-        <w:t xml:space="preserve">(a)	What are natural resources? </w:t>
-      </w:r>
-      <w:r>
-        <w:rPr>
-          <w:rFonts w:ascii="Times New Roman" w:cs="Times New Roman" w:eastAsia="Times New Roman" w:hAnsi="Times New Roman"/>
-          <w:b/>
-          <w:bCs/>
-          <w:sz w:val="24"/>
-          <w:szCs w:val="24"/>
-        </w:rPr>
-        <w:t xml:space="preserve">(2 marks)</w:t>
+        <w:t xml:space="preserve">(a)	With the aid of examples, define agriculture. </w:t>
+      </w:r>
+      <w:r>
+        <w:rPr>
+          <w:rFonts w:ascii="Times New Roman" w:cs="Times New Roman" w:eastAsia="Times New Roman" w:hAnsi="Times New Roman"/>
+          <w:b/>
+          <w:bCs/>
+          <w:sz w:val="24"/>
+          <w:szCs w:val="24"/>
+        </w:rPr>
+        <w:t xml:space="preserve">(5 marks)</w:t>
       </w:r>
     </w:p>
     <w:p>
@@ -1708,35 +1708,17 @@
           <w:sz w:val="24"/>
           <w:szCs w:val="24"/>
         </w:rPr>
-        <w:t xml:space="preserve">(b)	Distinguish between renewable and non-renewable resources, giving </w:t>
-      </w:r>
-      <w:r>
-        <w:rPr>
-          <w:rFonts w:ascii="Times New Roman" w:cs="Times New Roman" w:eastAsia="Times New Roman" w:hAnsi="Times New Roman"/>
-          <w:b/>
-          <w:bCs/>
-          <w:sz w:val="24"/>
-          <w:szCs w:val="24"/>
-        </w:rPr>
-        <w:t xml:space="preserve">two</w:t>
-      </w:r>
-      <w:r>
-        <w:rPr>
-          <w:rFonts w:ascii="Times New Roman" w:cs="Times New Roman" w:eastAsia="Times New Roman" w:hAnsi="Times New Roman"/>
-          <w:sz w:val="24"/>
-          <w:szCs w:val="24"/>
-        </w:rPr>
-        <w:t xml:space="preserve"> examples of each. </w:t>
-      </w:r>
-      <w:r>
-        <w:rPr>
-          <w:rFonts w:ascii="Times New Roman" w:cs="Times New Roman" w:eastAsia="Times New Roman" w:hAnsi="Times New Roman"/>
-          <w:b/>
-          <w:bCs/>
-          <w:sz w:val="24"/>
-          <w:szCs w:val="24"/>
-        </w:rPr>
-        <w:t xml:space="preserve">(6 marks)</w:t>
+        <w:t xml:space="preserve">(b)	“Natural resources are either renewable or non-renewable.” Explain this statement, with examples. </w:t>
+      </w:r>
+      <w:r>
+        <w:rPr>
+          <w:rFonts w:ascii="Times New Roman" w:cs="Times New Roman" w:eastAsia="Times New Roman" w:hAnsi="Times New Roman"/>
+          <w:b/>
+          <w:bCs/>
+          <w:sz w:val="24"/>
+          <w:szCs w:val="24"/>
+        </w:rPr>
+        <w:t xml:space="preserve">(10 marks)</w:t>
       </w:r>
     </w:p>
     <w:p>
@@ -1754,22 +1736,40 @@
           <w:sz w:val="24"/>
           <w:szCs w:val="24"/>
         </w:rPr>
-        <w:t xml:space="preserve">(c)	Examine the problems caused by the over-exploitation of natural resources, and suggest ways of managing them sustainably. </w:t>
-      </w:r>
-      <w:r>
-        <w:rPr>
-          <w:rFonts w:ascii="Times New Roman" w:cs="Times New Roman" w:eastAsia="Times New Roman" w:hAnsi="Times New Roman"/>
-          <w:b/>
-          <w:bCs/>
-          <w:sz w:val="24"/>
-          <w:szCs w:val="24"/>
-        </w:rPr>
-        <w:t xml:space="preserve">(12 marks)</w:t>
-      </w:r>
-    </w:p>
-    <w:p>
-      <w:pPr>
-        <w:spacing w:after="20" w:before="240"/>
+        <w:t xml:space="preserve">(c)	Define pollution and briefly explain </w:t>
+      </w:r>
+      <w:r>
+        <w:rPr>
+          <w:rFonts w:ascii="Times New Roman" w:cs="Times New Roman" w:eastAsia="Times New Roman" w:hAnsi="Times New Roman"/>
+          <w:b/>
+          <w:bCs/>
+          <w:sz w:val="24"/>
+          <w:szCs w:val="24"/>
+        </w:rPr>
+        <w:t xml:space="preserve">three</w:t>
+      </w:r>
+      <w:r>
+        <w:rPr>
+          <w:rFonts w:ascii="Times New Roman" w:cs="Times New Roman" w:eastAsia="Times New Roman" w:hAnsi="Times New Roman"/>
+          <w:sz w:val="24"/>
+          <w:szCs w:val="24"/>
+        </w:rPr>
+        <w:t xml:space="preserve"> types of pollution. </w:t>
+      </w:r>
+      <w:r>
+        <w:rPr>
+          <w:rFonts w:ascii="Times New Roman" w:cs="Times New Roman" w:eastAsia="Times New Roman" w:hAnsi="Times New Roman"/>
+          <w:b/>
+          <w:bCs/>
+          <w:sz w:val="24"/>
+          <w:szCs w:val="24"/>
+        </w:rPr>
+        <w:t xml:space="preserve">(5 marks)</w:t>
+      </w:r>
+    </w:p>
+    <w:p>
+      <w:pPr>
+        <w:spacing w:after="0" w:before="160"/>
         <w:jc w:val="center"/>
       </w:pPr>
       <w:r>
@@ -1782,47 +1782,13 @@
         </w:rPr>
         <w:t xml:space="preserve">FACILITATORS:</w:t>
       </w:r>
-    </w:p>
-    <w:p>
-      <w:pPr>
-        <w:spacing w:after="0" w:before="0"/>
-        <w:jc w:val="center"/>
-      </w:pPr>
       <w:r>
         <w:rPr>
           <w:rFonts w:ascii="Times New Roman" w:cs="Times New Roman" w:eastAsia="Times New Roman" w:hAnsi="Times New Roman"/>
           <w:sz w:val="22"/>
           <w:szCs w:val="22"/>
         </w:rPr>
-        <w:t xml:space="preserve">Mr KAMDEM Emmanuel</w:t>
-      </w:r>
-    </w:p>
-    <w:p>
-      <w:pPr>
-        <w:spacing w:after="0" w:before="0"/>
-        <w:jc w:val="center"/>
-      </w:pPr>
-      <w:r>
-        <w:rPr>
-          <w:rFonts w:ascii="Times New Roman" w:cs="Times New Roman" w:eastAsia="Times New Roman" w:hAnsi="Times New Roman"/>
-          <w:sz w:val="22"/>
-          <w:szCs w:val="22"/>
-        </w:rPr>
-        <w:t xml:space="preserve">Mr NEBASIBI</w:t>
-      </w:r>
-    </w:p>
-    <w:p>
-      <w:pPr>
-        <w:spacing w:after="0" w:before="0"/>
-        <w:jc w:val="center"/>
-      </w:pPr>
-      <w:r>
-        <w:rPr>
-          <w:rFonts w:ascii="Times New Roman" w:cs="Times New Roman" w:eastAsia="Times New Roman" w:hAnsi="Times New Roman"/>
-          <w:sz w:val="22"/>
-          <w:szCs w:val="22"/>
-        </w:rPr>
-        <w:t xml:space="preserve">Mme TSOGO Sylviane</w:t>
+        <w:t xml:space="preserve"> Mr KAMDEM Emmanuel  –  Mr NEBASIBI  –  Mme TSOGO Sylviane</w:t>
       </w:r>
     </w:p>
     <w:sectPr>

--- a/epreuves/2026-2027/Sequence_1/USA_Geography_Seq1_2026-2027.docx
+++ b/epreuves/2026-2027/Sequence_1/USA_Geography_Seq1_2026-2027.docx
@@ -1680,17 +1680,17 @@
           <w:sz w:val="24"/>
           <w:szCs w:val="24"/>
         </w:rPr>
-        <w:t xml:space="preserve">(a)	With the aid of examples, define agriculture. </w:t>
-      </w:r>
-      <w:r>
-        <w:rPr>
-          <w:rFonts w:ascii="Times New Roman" w:cs="Times New Roman" w:eastAsia="Times New Roman" w:hAnsi="Times New Roman"/>
-          <w:b/>
-          <w:bCs/>
-          <w:sz w:val="24"/>
-          <w:szCs w:val="24"/>
-        </w:rPr>
-        <w:t xml:space="preserve">(5 marks)</w:t>
+        <w:t xml:space="preserve">(a)	With reference to specific examples, explain the meaning of agriculture. </w:t>
+      </w:r>
+      <w:r>
+        <w:rPr>
+          <w:rFonts w:ascii="Times New Roman" w:cs="Times New Roman" w:eastAsia="Times New Roman" w:hAnsi="Times New Roman"/>
+          <w:b/>
+          <w:bCs/>
+          <w:sz w:val="24"/>
+          <w:szCs w:val="24"/>
+        </w:rPr>
+        <w:t xml:space="preserve">(4 marks)</w:t>
       </w:r>
     </w:p>
     <w:p>
@@ -1708,7 +1708,7 @@
           <w:sz w:val="24"/>
           <w:szCs w:val="24"/>
         </w:rPr>
-        <w:t xml:space="preserve">(b)	“Natural resources are either renewable or non-renewable.” Explain this statement, with examples. </w:t>
+        <w:t xml:space="preserve">(b)	“Some natural resources can be replenished, while others are exhaustible.” Discuss this statement with reference to specific examples. </w:t>
       </w:r>
       <w:r>
         <w:rPr>
@@ -1736,7 +1736,7 @@
           <w:sz w:val="24"/>
           <w:szCs w:val="24"/>
         </w:rPr>
-        <w:t xml:space="preserve">(c)	Define pollution and briefly explain </w:t>
+        <w:t xml:space="preserve">(c)	What is pollution? Examine </w:t>
       </w:r>
       <w:r>
         <w:rPr>
@@ -1754,17 +1754,17 @@
           <w:sz w:val="24"/>
           <w:szCs w:val="24"/>
         </w:rPr>
-        <w:t xml:space="preserve"> types of pollution. </w:t>
-      </w:r>
-      <w:r>
-        <w:rPr>
-          <w:rFonts w:ascii="Times New Roman" w:cs="Times New Roman" w:eastAsia="Times New Roman" w:hAnsi="Times New Roman"/>
-          <w:b/>
-          <w:bCs/>
-          <w:sz w:val="24"/>
-          <w:szCs w:val="24"/>
-        </w:rPr>
-        <w:t xml:space="preserve">(5 marks)</w:t>
+        <w:t xml:space="preserve"> types of pollution and their effects on the environment. </w:t>
+      </w:r>
+      <w:r>
+        <w:rPr>
+          <w:rFonts w:ascii="Times New Roman" w:cs="Times New Roman" w:eastAsia="Times New Roman" w:hAnsi="Times New Roman"/>
+          <w:b/>
+          <w:bCs/>
+          <w:sz w:val="24"/>
+          <w:szCs w:val="24"/>
+        </w:rPr>
+        <w:t xml:space="preserve">(6 marks)</w:t>
       </w:r>
     </w:p>
     <w:p>

--- a/epreuves/2026-2027/Sequence_1/USA_Geography_Seq1_2026-2027.docx
+++ b/epreuves/2026-2027/Sequence_1/USA_Geography_Seq1_2026-2027.docx
@@ -1032,7 +1032,7 @@
           <w:sz w:val="24"/>
           <w:szCs w:val="24"/>
         </w:rPr>
-        <w:t xml:space="preserve">(a)	Assess the benefits and the hazards of volcanic activity to man, with reference to Mount Cameroon. </w:t>
+        <w:t xml:space="preserve">(a)	Assess the benefits and the hazards of volcanic activity to man, with reference to specific examples. </w:t>
       </w:r>
       <w:r>
         <w:rPr>
@@ -1254,7 +1254,7 @@
           <w:sz w:val="24"/>
           <w:szCs w:val="24"/>
         </w:rPr>
-        <w:t xml:space="preserve">(a)	Draw the population pyramid of a developing country such as Cameroon and comment on its shape. </w:t>
+        <w:t xml:space="preserve">(a)	Draw the population pyramid of a developing country and comment on its shape. </w:t>
       </w:r>
       <w:r>
         <w:rPr>
@@ -1532,7 +1532,7 @@
           <w:sz w:val="24"/>
           <w:szCs w:val="24"/>
         </w:rPr>
-        <w:t xml:space="preserve"> changes taking place in rural settlements in Cameroon today. </w:t>
+        <w:t xml:space="preserve"> changes taking place in rural settlements in developing countries today. </w:t>
       </w:r>
       <w:r>
         <w:rPr>
@@ -1558,7 +1558,7 @@
           <w:sz w:val="24"/>
           <w:szCs w:val="24"/>
         </w:rPr>
-        <w:t xml:space="preserve">SECTION F: GEOGRAPHY OF CAMEROON</w:t>
+        <w:t xml:space="preserve">SECTION F: ECONOMIC GEOGRAPHY</w:t>
       </w:r>
     </w:p>
     <w:p>
@@ -1592,17 +1592,17 @@
           <w:sz w:val="24"/>
           <w:szCs w:val="24"/>
         </w:rPr>
-        <w:t xml:space="preserve">(a)	Account for the rapid growth of towns in Cameroon since independence. </w:t>
-      </w:r>
-      <w:r>
-        <w:rPr>
-          <w:rFonts w:ascii="Times New Roman" w:cs="Times New Roman" w:eastAsia="Times New Roman" w:hAnsi="Times New Roman"/>
-          <w:b/>
-          <w:bCs/>
-          <w:sz w:val="24"/>
-          <w:szCs w:val="24"/>
-        </w:rPr>
-        <w:t xml:space="preserve">(10 marks)</w:t>
+        <w:t xml:space="preserve">(a)	With reference to specific examples, explain the meaning of agriculture. </w:t>
+      </w:r>
+      <w:r>
+        <w:rPr>
+          <w:rFonts w:ascii="Times New Roman" w:cs="Times New Roman" w:eastAsia="Times New Roman" w:hAnsi="Times New Roman"/>
+          <w:b/>
+          <w:bCs/>
+          <w:sz w:val="24"/>
+          <w:szCs w:val="24"/>
+        </w:rPr>
+        <w:t xml:space="preserve">(6 marks)</w:t>
       </w:r>
     </w:p>
     <w:p>
@@ -1620,17 +1620,17 @@
           <w:sz w:val="24"/>
           <w:szCs w:val="24"/>
         </w:rPr>
-        <w:t xml:space="preserve">(b)	Examine the problems facing the exploitation of forests in Cameroon and suggest solutions. </w:t>
-      </w:r>
-      <w:r>
-        <w:rPr>
-          <w:rFonts w:ascii="Times New Roman" w:cs="Times New Roman" w:eastAsia="Times New Roman" w:hAnsi="Times New Roman"/>
-          <w:b/>
-          <w:bCs/>
-          <w:sz w:val="24"/>
-          <w:szCs w:val="24"/>
-        </w:rPr>
-        <w:t xml:space="preserve">(10 marks)</w:t>
+        <w:t xml:space="preserve">(b)	“Some natural resources can be replenished, while others are exhaustible.” Discuss this statement with reference to specific examples. </w:t>
+      </w:r>
+      <w:r>
+        <w:rPr>
+          <w:rFonts w:ascii="Times New Roman" w:cs="Times New Roman" w:eastAsia="Times New Roman" w:hAnsi="Times New Roman"/>
+          <w:b/>
+          <w:bCs/>
+          <w:sz w:val="24"/>
+          <w:szCs w:val="24"/>
+        </w:rPr>
+        <w:t xml:space="preserve">(14 marks)</w:t>
       </w:r>
     </w:p>
     <w:p>
@@ -1646,7 +1646,7 @@
           <w:sz w:val="24"/>
           <w:szCs w:val="24"/>
         </w:rPr>
-        <w:t xml:space="preserve">SECTION G: ECONOMIC GEOGRAPHY AND ENVIRONMENT</w:t>
+        <w:t xml:space="preserve">SECTION G: ENVIRONMENT AND DEVELOPMENT</w:t>
       </w:r>
     </w:p>
     <w:p>
@@ -1680,17 +1680,17 @@
           <w:sz w:val="24"/>
           <w:szCs w:val="24"/>
         </w:rPr>
-        <w:t xml:space="preserve">(a)	With reference to specific examples, explain the meaning of agriculture. </w:t>
-      </w:r>
-      <w:r>
-        <w:rPr>
-          <w:rFonts w:ascii="Times New Roman" w:cs="Times New Roman" w:eastAsia="Times New Roman" w:hAnsi="Times New Roman"/>
-          <w:b/>
-          <w:bCs/>
-          <w:sz w:val="24"/>
-          <w:szCs w:val="24"/>
-        </w:rPr>
-        <w:t xml:space="preserve">(4 marks)</w:t>
+        <w:t xml:space="preserve">(a)	What is pollution? </w:t>
+      </w:r>
+      <w:r>
+        <w:rPr>
+          <w:rFonts w:ascii="Times New Roman" w:cs="Times New Roman" w:eastAsia="Times New Roman" w:hAnsi="Times New Roman"/>
+          <w:b/>
+          <w:bCs/>
+          <w:sz w:val="24"/>
+          <w:szCs w:val="24"/>
+        </w:rPr>
+        <w:t xml:space="preserve">(3 marks)</w:t>
       </w:r>
     </w:p>
     <w:p>
@@ -1708,17 +1708,35 @@
           <w:sz w:val="24"/>
           <w:szCs w:val="24"/>
         </w:rPr>
-        <w:t xml:space="preserve">(b)	“Some natural resources can be replenished, while others are exhaustible.” Discuss this statement with reference to specific examples. </w:t>
-      </w:r>
-      <w:r>
-        <w:rPr>
-          <w:rFonts w:ascii="Times New Roman" w:cs="Times New Roman" w:eastAsia="Times New Roman" w:hAnsi="Times New Roman"/>
-          <w:b/>
-          <w:bCs/>
-          <w:sz w:val="24"/>
-          <w:szCs w:val="24"/>
-        </w:rPr>
-        <w:t xml:space="preserve">(10 marks)</w:t>
+        <w:t xml:space="preserve">(b)	Examine </w:t>
+      </w:r>
+      <w:r>
+        <w:rPr>
+          <w:rFonts w:ascii="Times New Roman" w:cs="Times New Roman" w:eastAsia="Times New Roman" w:hAnsi="Times New Roman"/>
+          <w:b/>
+          <w:bCs/>
+          <w:sz w:val="24"/>
+          <w:szCs w:val="24"/>
+        </w:rPr>
+        <w:t xml:space="preserve">three</w:t>
+      </w:r>
+      <w:r>
+        <w:rPr>
+          <w:rFonts w:ascii="Times New Roman" w:cs="Times New Roman" w:eastAsia="Times New Roman" w:hAnsi="Times New Roman"/>
+          <w:sz w:val="24"/>
+          <w:szCs w:val="24"/>
+        </w:rPr>
+        <w:t xml:space="preserve"> types of pollution and their effects on the environment. </w:t>
+      </w:r>
+      <w:r>
+        <w:rPr>
+          <w:rFonts w:ascii="Times New Roman" w:cs="Times New Roman" w:eastAsia="Times New Roman" w:hAnsi="Times New Roman"/>
+          <w:b/>
+          <w:bCs/>
+          <w:sz w:val="24"/>
+          <w:szCs w:val="24"/>
+        </w:rPr>
+        <w:t xml:space="preserve">(12 marks)</w:t>
       </w:r>
     </w:p>
     <w:p>
@@ -1736,35 +1754,123 @@
           <w:sz w:val="24"/>
           <w:szCs w:val="24"/>
         </w:rPr>
-        <w:t xml:space="preserve">(c)	What is pollution? Examine </w:t>
-      </w:r>
-      <w:r>
-        <w:rPr>
-          <w:rFonts w:ascii="Times New Roman" w:cs="Times New Roman" w:eastAsia="Times New Roman" w:hAnsi="Times New Roman"/>
-          <w:b/>
-          <w:bCs/>
-          <w:sz w:val="24"/>
-          <w:szCs w:val="24"/>
-        </w:rPr>
-        <w:t xml:space="preserve">three</w:t>
-      </w:r>
-      <w:r>
-        <w:rPr>
-          <w:rFonts w:ascii="Times New Roman" w:cs="Times New Roman" w:eastAsia="Times New Roman" w:hAnsi="Times New Roman"/>
-          <w:sz w:val="24"/>
-          <w:szCs w:val="24"/>
-        </w:rPr>
-        <w:t xml:space="preserve"> types of pollution and their effects on the environment. </w:t>
-      </w:r>
-      <w:r>
-        <w:rPr>
-          <w:rFonts w:ascii="Times New Roman" w:cs="Times New Roman" w:eastAsia="Times New Roman" w:hAnsi="Times New Roman"/>
-          <w:b/>
-          <w:bCs/>
-          <w:sz w:val="24"/>
-          <w:szCs w:val="24"/>
-        </w:rPr>
-        <w:t xml:space="preserve">(6 marks)</w:t>
+        <w:t xml:space="preserve">(c)	Suggest </w:t>
+      </w:r>
+      <w:r>
+        <w:rPr>
+          <w:rFonts w:ascii="Times New Roman" w:cs="Times New Roman" w:eastAsia="Times New Roman" w:hAnsi="Times New Roman"/>
+          <w:b/>
+          <w:bCs/>
+          <w:sz w:val="24"/>
+          <w:szCs w:val="24"/>
+        </w:rPr>
+        <w:t xml:space="preserve">two</w:t>
+      </w:r>
+      <w:r>
+        <w:rPr>
+          <w:rFonts w:ascii="Times New Roman" w:cs="Times New Roman" w:eastAsia="Times New Roman" w:hAnsi="Times New Roman"/>
+          <w:sz w:val="24"/>
+          <w:szCs w:val="24"/>
+        </w:rPr>
+        <w:t xml:space="preserve"> measures that can reduce pollution. </w:t>
+      </w:r>
+      <w:r>
+        <w:rPr>
+          <w:rFonts w:ascii="Times New Roman" w:cs="Times New Roman" w:eastAsia="Times New Roman" w:hAnsi="Times New Roman"/>
+          <w:b/>
+          <w:bCs/>
+          <w:sz w:val="24"/>
+          <w:szCs w:val="24"/>
+        </w:rPr>
+        <w:t xml:space="preserve">(5 marks)</w:t>
+      </w:r>
+    </w:p>
+    <w:p>
+      <w:pPr>
+        <w:keepNext/>
+        <w:spacing w:after="80" w:before="200"/>
+      </w:pPr>
+      <w:r>
+        <w:rPr>
+          <w:rFonts w:ascii="Times New Roman" w:cs="Times New Roman" w:eastAsia="Times New Roman" w:hAnsi="Times New Roman"/>
+          <w:b/>
+          <w:bCs/>
+          <w:sz w:val="24"/>
+          <w:szCs w:val="24"/>
+        </w:rPr>
+        <w:t xml:space="preserve">SECTION H: GEOGRAPHY OF CAMEROON</w:t>
+      </w:r>
+    </w:p>
+    <w:p>
+      <w:pPr>
+        <w:keepNext/>
+        <w:spacing w:after="60" w:before="0"/>
+      </w:pPr>
+      <w:r>
+        <w:rPr>
+          <w:rFonts w:ascii="Times New Roman" w:cs="Times New Roman" w:eastAsia="Times New Roman" w:hAnsi="Times New Roman"/>
+          <w:b/>
+          <w:bCs/>
+          <w:sz w:val="24"/>
+          <w:szCs w:val="24"/>
+        </w:rPr>
+        <w:t xml:space="preserve">Question 8</w:t>
+      </w:r>
+    </w:p>
+    <w:p>
+      <w:pPr>
+        <w:tabs>
+          <w:tab w:val="left" w:pos="1000"/>
+          <w:tab w:val="left" w:pos="1500"/>
+        </w:tabs>
+        <w:spacing w:after="70" w:line="300"/>
+        <w:ind w:left="1000" w:hanging="600"/>
+      </w:pPr>
+      <w:r>
+        <w:rPr>
+          <w:rFonts w:ascii="Times New Roman" w:cs="Times New Roman" w:eastAsia="Times New Roman" w:hAnsi="Times New Roman"/>
+          <w:sz w:val="24"/>
+          <w:szCs w:val="24"/>
+        </w:rPr>
+        <w:t xml:space="preserve">(a)	Account for the rapid growth of towns in Cameroon since independence. </w:t>
+      </w:r>
+      <w:r>
+        <w:rPr>
+          <w:rFonts w:ascii="Times New Roman" w:cs="Times New Roman" w:eastAsia="Times New Roman" w:hAnsi="Times New Roman"/>
+          <w:b/>
+          <w:bCs/>
+          <w:sz w:val="24"/>
+          <w:szCs w:val="24"/>
+        </w:rPr>
+        <w:t xml:space="preserve">(10 marks)</w:t>
+      </w:r>
+    </w:p>
+    <w:p>
+      <w:pPr>
+        <w:tabs>
+          <w:tab w:val="left" w:pos="1000"/>
+          <w:tab w:val="left" w:pos="1500"/>
+        </w:tabs>
+        <w:spacing w:after="70" w:line="300"/>
+        <w:ind w:left="1000" w:hanging="600"/>
+      </w:pPr>
+      <w:r>
+        <w:rPr>
+          <w:rFonts w:ascii="Times New Roman" w:cs="Times New Roman" w:eastAsia="Times New Roman" w:hAnsi="Times New Roman"/>
+          <w:sz w:val="24"/>
+          <w:szCs w:val="24"/>
+        </w:rPr>
+        <w:t xml:space="preserve">(b)	Examine the problems facing the exploitation of forests in Cameroon and suggest solutions. </w:t>
+      </w:r>
+      <w:r>
+        <w:rPr>
+          <w:rFonts w:ascii="Times New Roman" w:cs="Times New Roman" w:eastAsia="Times New Roman" w:hAnsi="Times New Roman"/>
+          <w:b/>
+          <w:bCs/>
+          <w:sz w:val="24"/>
+          <w:szCs w:val="24"/>
+        </w:rPr>
+        <w:t xml:space="preserve">(10 marks)</w:t>
       </w:r>
     </w:p>
     <w:p>
